--- a/hidromel/exame-julgamento/Mead-proctor-scoresheet-pt-br.docx
+++ b/hidromel/exame-julgamento/Mead-proctor-scoresheet-pt-br.docx
@@ -223,7 +223,7 @@
                       <w:sz w:val="14"/>
                       <w:szCs w:val="14"/>
                     </w:rPr>
-                    <w:t>GIUA DE PONTUAÇÃO</w:t>
+                    <w:t>GUIA DE PONTUAÇÃO</w:t>
                   </w:r>
                   <w:r>
                     <w:rPr>
@@ -994,7 +994,7 @@
                       <w:sz w:val="14"/>
                       <w:szCs w:val="14"/>
                     </w:rPr>
-                    <w:t>ou</w:t>
+                    <w:t xml:space="preserve">ou </w:t>
                   </w:r>
                   <w:r>
                     <w:rPr>
